--- a/policies/build/masters_hco/HCO.HRM.9_v2_master.docx
+++ b/policies/build/masters_hco/HCO.HRM.9_v2_master.docx
@@ -773,7 +773,7 @@
           <w:sz w:val="22"/>
           <w:szCs w:val="22"/>
         </w:rPr>
-        <w:t xml:space="preserve">Boundaries: do not copy SHCO equivalent-chapter wording (including the already-deployed SHCO 3rd Edition HRM chapter). Do not overwrite HCO AAC, COP, MOM, PRE, IPC, PSQ, ROM or FMS policies. Spell out abbreviations on first use in training materials. OE counts/levels/asterisks stay with the official portal Standards PDF. Method notes come from the Guidebook Interpretation paragraphs (scanned PDF; no text layer, transcribed and verified against rendered page images — see policies/source/hco6_hrm_chapter_notes.md).</w:t>
+        <w:t xml:space="preserve">Boundaries: do not overwrite HCO AAC, COP, MOM, PRE, IPC, PSQ, ROM or FMS policies. Spell out abbreviations on first use in training materials. OE counts/levels/asterisks stay with the official portal Standards PDF. Method notes come from the Guidebook Interpretation paragraphs (scanned PDF; no text layer, transcribed and verified against rendered page images — see policies/source/hco6_hrm_chapter_notes.md).</w:t>
       </w:r>
     </w:p>
     <w:p>
@@ -827,7 +827,7 @@
           <w:sz w:val="22"/>
           <w:szCs w:val="22"/>
         </w:rPr>
-        <w:t xml:space="preserve">1. Do not skip: Health problems of the staff, including occupational health hazards, are taken care of in accordance with t...</w:t>
+        <w:t xml:space="preserve">1. Do not skip: Health problems of the staff, including occupational health hazards, are taken care of in accordance with the...</w:t>
       </w:r>
     </w:p>
     <w:p>
@@ -839,7 +839,7 @@
           <w:sz w:val="22"/>
           <w:szCs w:val="22"/>
         </w:rPr>
-        <w:t xml:space="preserve">2. Do not skip: Health checks of staff dealing with direct patient care are done at least once a year and the findings / re...</w:t>
+        <w:t xml:space="preserve">2. Do not skip: Health checks of staff dealing with direct patient care are done at least once a year and the findings /...</w:t>
       </w:r>
     </w:p>
     <w:p>
@@ -893,7 +893,7 @@
         <w:spacing w:after="100" w:before="220"/>
       </w:pPr>
       <w:r>
-        <w:t xml:space="preserve">5.1 Health problems of the staff, including occupational health hazards, ...</w:t>
+        <w:t xml:space="preserve">5.1 Health problems of the staff, including occupational health hazards...</w:t>
       </w:r>
     </w:p>
     <w:p>
@@ -938,7 +938,7 @@
         <w:spacing w:after="100" w:before="220"/>
       </w:pPr>
       <w:r>
-        <w:t xml:space="preserve">5.2 Health checks of staff dealing with direct patient care are done at l...</w:t>
+        <w:t xml:space="preserve">5.2 Health checks of staff dealing with direct patient care are done at...</w:t>
       </w:r>
     </w:p>
     <w:p>
@@ -971,7 +971,7 @@
         <w:spacing w:after="100" w:before="220"/>
       </w:pPr>
       <w:r>
-        <w:t xml:space="preserve">5.3 Organisation provides treatment to staff who sustain workplace-relate...</w:t>
+        <w:t xml:space="preserve">5.3 Organisation provides treatment to staff who sustain workplace-related...</w:t>
       </w:r>
     </w:p>
     <w:p>
@@ -1004,7 +1004,7 @@
         <w:spacing w:after="100" w:before="220"/>
       </w:pPr>
       <w:r>
-        <w:t xml:space="preserve">5.4 The organisation has measures in place for prevention and handling wo...</w:t>
+        <w:t xml:space="preserve">5.4 The organisation has measures in place for prevention and handling...</w:t>
       </w:r>
     </w:p>
     <w:p>
@@ -1074,6 +1074,20 @@
       </w:pPr>
       <w:r>
         <w:t xml:space="preserve">6. Governance and responsibility</w:t>
+      </w:r>
+    </w:p>
+    <w:p>
+      <w:pPr>
+        <w:spacing w:after="20" w:before="100"/>
+      </w:pPr>
+      <w:r>
+        <w:rPr>
+          <w:b/>
+          <w:bCs/>
+          <w:sz w:val="22"/>
+          <w:szCs w:val="22"/>
+        </w:rPr>
+        <w:t xml:space="preserve">Medical Superintendent</w:t>
       </w:r>
     </w:p>
     <w:p>
@@ -1090,7 +1104,21 @@
           <w:sz w:val="22"/>
           <w:szCs w:val="22"/>
         </w:rPr>
-        <w:t xml:space="preserve">Medical Superintendent</w:t>
+        <w:t xml:space="preserve">Accountable that HRM.9 is resourced and followed.</w:t>
+      </w:r>
+    </w:p>
+    <w:p>
+      <w:pPr>
+        <w:spacing w:after="20" w:before="100"/>
+      </w:pPr>
+      <w:r>
+        <w:rPr>
+          <w:b/>
+          <w:bCs/>
+          <w:sz w:val="22"/>
+          <w:szCs w:val="22"/>
+        </w:rPr>
+        <w:t xml:space="preserve">HR In-Charge / Personnel Officer</w:t>
       </w:r>
     </w:p>
     <w:p>
@@ -1107,7 +1135,21 @@
           <w:sz w:val="22"/>
           <w:szCs w:val="22"/>
         </w:rPr>
-        <w:t xml:space="preserve">Accountable that HRM.9 is resourced and followed.</w:t>
+        <w:t xml:space="preserve">Owns day-to-day implementation and records for this standard.</w:t>
+      </w:r>
+    </w:p>
+    <w:p>
+      <w:pPr>
+        <w:spacing w:after="20" w:before="100"/>
+      </w:pPr>
+      <w:r>
+        <w:rPr>
+          <w:b/>
+          <w:bCs/>
+          <w:sz w:val="22"/>
+          <w:szCs w:val="22"/>
+        </w:rPr>
+        <w:t xml:space="preserve">Quality Coordinator</w:t>
       </w:r>
     </w:p>
     <w:p>
@@ -1124,7 +1166,21 @@
           <w:sz w:val="22"/>
           <w:szCs w:val="22"/>
         </w:rPr>
-        <w:t xml:space="preserve">HR In-Charge / Personnel Officer</w:t>
+        <w:t xml:space="preserve">Audits this policy «quarterly»; holds training acknowledgements.</w:t>
+      </w:r>
+    </w:p>
+    <w:p>
+      <w:pPr>
+        <w:spacing w:after="20" w:before="100"/>
+      </w:pPr>
+      <w:r>
+        <w:rPr>
+          <w:b/>
+          <w:bCs/>
+          <w:sz w:val="22"/>
+          <w:szCs w:val="22"/>
+        </w:rPr>
+        <w:t xml:space="preserve">departmental leaders</w:t>
       </w:r>
     </w:p>
     <w:p>
@@ -1141,7 +1197,28 @@
           <w:sz w:val="22"/>
           <w:szCs w:val="22"/>
         </w:rPr>
-        <w:t xml:space="preserve">Owns day-to-day implementation and records for this standard.</w:t>
+        <w:t xml:space="preserve">Run the department-level duties this standard names.</w:t>
+      </w:r>
+    </w:p>
+    <w:p>
+      <w:pPr>
+        <w:pStyle w:val="Heading1"/>
+        <w:spacing w:after="120" w:before="280"/>
+      </w:pPr>
+      <w:r>
+        <w:t xml:space="preserve">7. Quality monitoring (RCA → CAPA)</w:t>
+      </w:r>
+    </w:p>
+    <w:p>
+      <w:pPr>
+        <w:spacing w:after="140"/>
+      </w:pPr>
+      <w:r>
+        <w:rPr>
+          <w:sz w:val="22"/>
+          <w:szCs w:val="22"/>
+        </w:rPr>
+        <w:t xml:space="preserve">The Quality Coordinator audits this policy «quarterly». The audit reviews:</w:t>
       </w:r>
     </w:p>
     <w:p>
@@ -1158,7 +1235,7 @@
           <w:sz w:val="22"/>
           <w:szCs w:val="22"/>
         </w:rPr>
-        <w:t xml:space="preserve">Quality Coordinator</w:t>
+        <w:t xml:space="preserve">Records for a sample of this standard's objective elements, checked against the What-we-do steps.</w:t>
       </w:r>
     </w:p>
     <w:p>
@@ -1175,7 +1252,7 @@
           <w:sz w:val="22"/>
           <w:szCs w:val="22"/>
         </w:rPr>
-        <w:t xml:space="preserve">Audits this policy «quarterly»; holds training acknowledgements.</w:t>
+        <w:t xml:space="preserve">Documentary evidence is on file for each asterisked objective element in the sample.</w:t>
       </w:r>
     </w:p>
     <w:p>
@@ -1192,7 +1269,7 @@
           <w:sz w:val="22"/>
           <w:szCs w:val="22"/>
         </w:rPr>
-        <w:t xml:space="preserve">departmental leaders</w:t>
+        <w:t xml:space="preserve">CORE objective elements show no critical gaps in the sample.</w:t>
       </w:r>
     </w:p>
     <w:p>
@@ -1209,108 +1286,19 @@
           <w:sz w:val="22"/>
           <w:szCs w:val="22"/>
         </w:rPr>
-        <w:t xml:space="preserve">Run the department-level duties this standard names.</w:t>
-      </w:r>
-    </w:p>
-    <w:p>
-      <w:pPr>
-        <w:pStyle w:val="Heading1"/>
-        <w:spacing w:after="120" w:before="280"/>
-      </w:pPr>
-      <w:r>
-        <w:t xml:space="preserve">7. Quality monitoring (RCA → CAPA)</w:t>
-      </w:r>
-    </w:p>
-    <w:p>
-      <w:pPr>
-        <w:spacing w:after="140"/>
-      </w:pPr>
-      <w:r>
-        <w:rPr>
-          <w:sz w:val="22"/>
-          <w:szCs w:val="22"/>
-        </w:rPr>
-        <w:t xml:space="preserve">The Quality Coordinator audits this policy «quarterly».</w:t>
-      </w:r>
-    </w:p>
-    <w:p>
-      <w:pPr>
-        <w:spacing w:after="140"/>
-      </w:pPr>
-      <w:r>
-        <w:rPr>
-          <w:sz w:val="22"/>
-          <w:szCs w:val="22"/>
-        </w:rPr>
-        <w:t xml:space="preserve">What is monitored each quarter:</w:t>
-      </w:r>
-    </w:p>
-    <w:p>
-      <w:pPr>
-        <w:pStyle w:val="ListParagraph"/>
-        <w:numPr>
-          <w:ilvl w:val="0"/>
-          <w:numId w:val="1"/>
-        </w:numPr>
-        <w:spacing w:after="60"/>
-      </w:pPr>
-      <w:r>
-        <w:rPr>
-          <w:sz w:val="22"/>
-          <w:szCs w:val="22"/>
-        </w:rPr>
-        <w:t xml:space="preserve">Sample of records for each OE HRM.9.a–d.</w:t>
-      </w:r>
-    </w:p>
-    <w:p>
-      <w:pPr>
-        <w:pStyle w:val="ListParagraph"/>
-        <w:numPr>
-          <w:ilvl w:val="0"/>
-          <w:numId w:val="1"/>
-        </w:numPr>
-        <w:spacing w:after="60"/>
-      </w:pPr>
-      <w:r>
-        <w:rPr>
-          <w:sz w:val="22"/>
-          <w:szCs w:val="22"/>
-        </w:rPr>
-        <w:t xml:space="preserve">Asterisked elements (ad) have document evidence as required.</w:t>
-      </w:r>
-    </w:p>
-    <w:p>
-      <w:pPr>
-        <w:pStyle w:val="ListParagraph"/>
-        <w:numPr>
-          <w:ilvl w:val="0"/>
-          <w:numId w:val="1"/>
-        </w:numPr>
-        <w:spacing w:after="60"/>
-      </w:pPr>
-      <w:r>
-        <w:rPr>
-          <w:sz w:val="22"/>
-          <w:szCs w:val="22"/>
-        </w:rPr>
-        <w:t xml:space="preserve">CORE elements (d) show no critical gaps in the sample.</w:t>
-      </w:r>
-    </w:p>
-    <w:p>
-      <w:pPr>
-        <w:pStyle w:val="ListParagraph"/>
-        <w:numPr>
-          <w:ilvl w:val="0"/>
-          <w:numId w:val="1"/>
-        </w:numPr>
-        <w:spacing w:after="60"/>
-      </w:pPr>
-      <w:r>
-        <w:rPr>
-          <w:sz w:val="22"/>
-          <w:szCs w:val="22"/>
-        </w:rPr>
         <w:t xml:space="preserve">Stop-work events (if any) are logged with outcome.</w:t>
+      </w:r>
+    </w:p>
+    <w:p>
+      <w:pPr>
+        <w:spacing w:after="140"/>
+      </w:pPr>
+      <w:r>
+        <w:rPr>
+          <w:sz w:val="22"/>
+          <w:szCs w:val="22"/>
+        </w:rPr>
+        <w:t xml:space="preserve">Root-cause analysis is required when a gap found in this audit remains open beyond «90 days».</w:t>
       </w:r>
     </w:p>
     <w:p>
@@ -2787,7 +2775,7 @@
           <w:sz w:val="22"/>
           <w:szCs w:val="22"/>
         </w:rPr>
-        <w:t xml:space="preserve">Records showing HRM.9.a was followed for sampled cases.</w:t>
+        <w:t xml:space="preserve">Written staff health and safety policy covering physical and mental health.</w:t>
       </w:r>
     </w:p>
     <w:p>
@@ -2804,7 +2792,7 @@
           <w:sz w:val="22"/>
           <w:szCs w:val="22"/>
         </w:rPr>
-        <w:t xml:space="preserve">Written guidance / protocol referenced for this element (where required).</w:t>
+        <w:t xml:space="preserve">Staff vaccination and immunisation programme record.</w:t>
       </w:r>
     </w:p>
     <w:p>
@@ -2821,7 +2809,16 @@
           <w:sz w:val="22"/>
           <w:szCs w:val="22"/>
         </w:rPr>
-        <w:t xml:space="preserve">Audit sample notes for HRM.9.a reviewed «quarterly».</w:t>
+        <w:t xml:space="preserve">PPE-provision and second-victim-support record.</w:t>
+      </w:r>
+    </w:p>
+    <w:p>
+      <w:pPr>
+        <w:pStyle w:val="Heading2"/>
+        <w:spacing w:after="100" w:before="220"/>
+      </w:pPr>
+      <w:r>
+        <w:t xml:space="preserve">HRM.9.b — Health checks of staff dealing with direct patient care are done at least once a year and the findings / results are documented.</w:t>
       </w:r>
     </w:p>
     <w:p>
@@ -2838,16 +2835,7 @@
           <w:sz w:val="22"/>
           <w:szCs w:val="22"/>
         </w:rPr>
-        <w:t xml:space="preserve">Documented evidence specifically required by the asterisked objective element.</w:t>
-      </w:r>
-    </w:p>
-    <w:p>
-      <w:pPr>
-        <w:pStyle w:val="Heading2"/>
-        <w:spacing w:after="100" w:before="220"/>
-      </w:pPr>
-      <w:r>
-        <w:t xml:space="preserve">HRM.9.b — Health checks of staff dealing with direct patient care are done at least once a year and the findings / results are documented.</w:t>
+        <w:t xml:space="preserve">Annual health-check record for direct-patient-care staff.</w:t>
       </w:r>
     </w:p>
     <w:p>
@@ -2864,7 +2852,7 @@
           <w:sz w:val="22"/>
           <w:szCs w:val="22"/>
         </w:rPr>
-        <w:t xml:space="preserve">Records showing HRM.9.b was followed for sampled cases.</w:t>
+        <w:t xml:space="preserve">Findings and results documentation in the personal file.</w:t>
       </w:r>
     </w:p>
     <w:p>
@@ -2881,7 +2869,16 @@
           <w:sz w:val="22"/>
           <w:szCs w:val="22"/>
         </w:rPr>
-        <w:t xml:space="preserve">Written guidance / protocol referenced for this element (where required).</w:t>
+        <w:t xml:space="preserve">No-charge-to-staff confirmation record.</w:t>
+      </w:r>
+    </w:p>
+    <w:p>
+      <w:pPr>
+        <w:pStyle w:val="Heading2"/>
+        <w:spacing w:after="100" w:before="220"/>
+      </w:pPr>
+      <w:r>
+        <w:t xml:space="preserve">HRM.9.c — Organisation provides treatment to staff who sustain workplace-related injuries.</w:t>
       </w:r>
     </w:p>
     <w:p>
@@ -2898,16 +2895,7 @@
           <w:sz w:val="22"/>
           <w:szCs w:val="22"/>
         </w:rPr>
-        <w:t xml:space="preserve">Audit sample notes for HRM.9.b reviewed «quarterly».</w:t>
-      </w:r>
-    </w:p>
-    <w:p>
-      <w:pPr>
-        <w:pStyle w:val="Heading2"/>
-        <w:spacing w:after="100" w:before="220"/>
-      </w:pPr>
-      <w:r>
-        <w:t xml:space="preserve">HRM.9.c — Organisation provides treatment to staff who sustain workplace-related injuries.</w:t>
+        <w:t xml:space="preserve">Workplace-injury treatment record — needlestick, patient-transport injury, noise-related, etc.</w:t>
       </w:r>
     </w:p>
     <w:p>
@@ -2924,7 +2912,7 @@
           <w:sz w:val="22"/>
           <w:szCs w:val="22"/>
         </w:rPr>
-        <w:t xml:space="preserve">Records showing HRM.9.c was followed for sampled cases.</w:t>
+        <w:t xml:space="preserve">Counselling record where appropriate.</w:t>
       </w:r>
     </w:p>
     <w:p>
@@ -2941,7 +2929,16 @@
           <w:sz w:val="22"/>
           <w:szCs w:val="22"/>
         </w:rPr>
-        <w:t xml:space="preserve">Written guidance / protocol referenced for this element (where required).</w:t>
+        <w:t xml:space="preserve">Workplace-violence-injury inclusion record.</w:t>
+      </w:r>
+    </w:p>
+    <w:p>
+      <w:pPr>
+        <w:pStyle w:val="Heading2"/>
+        <w:spacing w:after="100" w:before="220"/>
+      </w:pPr>
+      <w:r>
+        <w:t xml:space="preserve">HRM.9.d — The organisation has measures in place for prevention and handling workplace violence.</w:t>
       </w:r>
     </w:p>
     <w:p>
@@ -2958,16 +2955,7 @@
           <w:sz w:val="22"/>
           <w:szCs w:val="22"/>
         </w:rPr>
-        <w:t xml:space="preserve">Audit sample notes for HRM.9.c reviewed «quarterly».</w:t>
-      </w:r>
-    </w:p>
-    <w:p>
-      <w:pPr>
-        <w:pStyle w:val="Heading2"/>
-        <w:spacing w:after="100" w:before="220"/>
-      </w:pPr>
-      <w:r>
-        <w:t xml:space="preserve">HRM.9.d — The organisation has measures in place for prevention and handling workplace violence.</w:t>
+        <w:t xml:space="preserve">Workplace-violence risk-assessment record.</w:t>
       </w:r>
     </w:p>
     <w:p>
@@ -2984,7 +2972,7 @@
           <w:sz w:val="22"/>
           <w:szCs w:val="22"/>
         </w:rPr>
-        <w:t xml:space="preserve">Records showing HRM.9.d was followed for sampled cases.</w:t>
+        <w:t xml:space="preserve">Written security guidance covering workplace-violence prevention and handling.</w:t>
       </w:r>
     </w:p>
     <w:p>
@@ -3001,58 +2989,7 @@
           <w:sz w:val="22"/>
           <w:szCs w:val="22"/>
         </w:rPr>
-        <w:t xml:space="preserve">Written guidance / protocol referenced for this element (where required).</w:t>
-      </w:r>
-    </w:p>
-    <w:p>
-      <w:pPr>
-        <w:pStyle w:val="ListParagraph"/>
-        <w:numPr>
-          <w:ilvl w:val="0"/>
-          <w:numId w:val="1"/>
-        </w:numPr>
-        <w:spacing w:after="60"/>
-      </w:pPr>
-      <w:r>
-        <w:rPr>
-          <w:sz w:val="22"/>
-          <w:szCs w:val="22"/>
-        </w:rPr>
-        <w:t xml:space="preserve">Audit sample notes for HRM.9.d reviewed «quarterly».</w:t>
-      </w:r>
-    </w:p>
-    <w:p>
-      <w:pPr>
-        <w:pStyle w:val="ListParagraph"/>
-        <w:numPr>
-          <w:ilvl w:val="0"/>
-          <w:numId w:val="1"/>
-        </w:numPr>
-        <w:spacing w:after="60"/>
-      </w:pPr>
-      <w:r>
-        <w:rPr>
-          <w:sz w:val="22"/>
-          <w:szCs w:val="22"/>
-        </w:rPr>
-        <w:t xml:space="preserve">Documented evidence specifically required by the asterisked objective element.</w:t>
-      </w:r>
-    </w:p>
-    <w:p>
-      <w:pPr>
-        <w:pStyle w:val="ListParagraph"/>
-        <w:numPr>
-          <w:ilvl w:val="0"/>
-          <w:numId w:val="1"/>
-        </w:numPr>
-        <w:spacing w:after="60"/>
-      </w:pPr>
-      <w:r>
-        <w:rPr>
-          <w:sz w:val="22"/>
-          <w:szCs w:val="22"/>
-        </w:rPr>
-        <w:t xml:space="preserve">CORE-element sample with no critical gaps in the quarter under review.</w:t>
+        <w:t xml:space="preserve">Law-enforcement-liaison and counselling record for affected staff.</w:t>
       </w:r>
     </w:p>
     <w:p>

--- a/policies/build/masters_hco/HCO.HRM.9_v2_master.docx
+++ b/policies/build/masters_hco/HCO.HRM.9_v2_master.docx
@@ -692,7 +692,7 @@
           <w:sz w:val="22"/>
           <w:szCs w:val="22"/>
         </w:rPr>
-        <w:t xml:space="preserve">It covers objective elements HRM.9.a–d (4 elements).</w:t>
+        <w:t xml:space="preserve">This policy covers all 4 requirements under this standard, listed in detail below.</w:t>
       </w:r>
     </w:p>
     <w:p>
@@ -716,7 +716,7 @@
           <w:sz w:val="22"/>
           <w:szCs w:val="22"/>
         </w:rPr>
-        <w:t xml:space="preserve">This policy owns HRM.9. Related AAC, COP, MOM, PRE, IPC, PSQ, ROM and FMS duties stay with those policies — cross-reference only. Other HRM standards stay with their own policies.</w:t>
+        <w:t xml:space="preserve">This policy covers staff health and safety specifically. Related duties — like patient assessment, clinical care, medication management, patient rights, infection control, quality and safety monitoring, hospital governance, or facility safety — are covered in the hospital's other policies, not repeated here. Other HRM standards stay with their own policies.</w:t>
       </w:r>
     </w:p>
     <w:p>
@@ -761,19 +761,19 @@
           <w:sz w:val="22"/>
           <w:szCs w:val="22"/>
         </w:rPr>
-        <w:t xml:space="preserve">It covers 4 objective elements (HRM.9.a, HRM.9.b, HRM.9.c, HRM.9.d).</w:t>
-      </w:r>
-    </w:p>
-    <w:p>
-      <w:pPr>
-        <w:spacing w:after="140"/>
-      </w:pPr>
-      <w:r>
-        <w:rPr>
-          <w:sz w:val="22"/>
-          <w:szCs w:val="22"/>
-        </w:rPr>
-        <w:t xml:space="preserve">Boundaries: do not overwrite HCO AAC, COP, MOM, PRE, IPC, PSQ, ROM or FMS policies. Spell out abbreviations on first use in training materials. OE counts/levels/asterisks stay with the official portal Standards PDF. Method notes come from the Guidebook Interpretation paragraphs (scanned PDF; no text layer, transcribed and verified against rendered page images — see policies/source/hco6_hrm_chapter_notes.md).</w:t>
+        <w:t xml:space="preserve">This policy covers all 4 requirements under this standard, listed in detail below.</w:t>
+      </w:r>
+    </w:p>
+    <w:p>
+      <w:pPr>
+        <w:spacing w:after="140"/>
+      </w:pPr>
+      <w:r>
+        <w:rPr>
+          <w:sz w:val="22"/>
+          <w:szCs w:val="22"/>
+        </w:rPr>
+        <w:t xml:space="preserve">This policy covers staff health and safety specifically. Related duties — like patient assessment, clinical care, medication management, patient rights, infection control, quality and safety monitoring, hospital governance, or facility safety — are covered in the hospital's other policies, not repeated here. Spell out abbreviations on first use in training materials. OE counts/levels/asterisks stay with the official portal Standards PDF. Method notes come from the Guidebook Interpretation paragraphs (scanned PDF; no text layer, transcribed and verified against rendered page images — see policies/source/hco6_hrm_chapter_notes.md).</w:t>
       </w:r>
     </w:p>
     <w:p>
